--- a/複評文件!!!!!!/第九章.docx
+++ b/複評文件!!!!!!/第九章.docx
@@ -908,16 +908,7 @@
                 <w:sz w:val="28"/>
                 <w:szCs w:val="28"/>
               </w:rPr>
-              <w:t>新增</w:t>
-            </w:r>
-            <w:r>
-              <w:rPr>
-                <w:rFonts w:ascii="Times New Roman" w:eastAsia="標楷體" w:hAnsi="Times New Roman" w:hint="eastAsia"/>
-                <w:color w:val="000000" w:themeColor="text1"/>
-                <w:sz w:val="28"/>
-                <w:szCs w:val="28"/>
-              </w:rPr>
-              <w:t>嬰幼兒紀錄</w:t>
+              <w:t>新增嬰幼兒紀錄</w:t>
             </w:r>
           </w:p>
         </w:tc>
@@ -1041,16 +1032,7 @@
                 <w:sz w:val="28"/>
                 <w:szCs w:val="28"/>
               </w:rPr>
-              <w:t>baby</w:t>
-            </w:r>
-            <w:r>
-              <w:rPr>
-                <w:rFonts w:ascii="Times New Roman" w:eastAsia="標楷體" w:hAnsi="Times New Roman"/>
-                <w:color w:val="000000" w:themeColor="text1"/>
-                <w:sz w:val="28"/>
-                <w:szCs w:val="28"/>
-              </w:rPr>
-              <w:t>\baby_growthmap.html</w:t>
+              <w:t>baby\baby_growthmap.html</w:t>
             </w:r>
           </w:p>
         </w:tc>
@@ -1138,29 +1120,20 @@
             <w:pPr>
               <w:jc w:val="center"/>
               <w:rPr>
-                <w:rFonts w:ascii="Times New Roman" w:eastAsia="標楷體" w:hAnsi="Times New Roman" w:hint="eastAsia"/>
-                <w:color w:val="000000" w:themeColor="text1"/>
-                <w:sz w:val="28"/>
-                <w:szCs w:val="28"/>
-              </w:rPr>
-            </w:pPr>
-            <w:r>
-              <w:rPr>
-                <w:rFonts w:ascii="Times New Roman" w:eastAsia="標楷體" w:hAnsi="Times New Roman" w:hint="eastAsia"/>
-                <w:color w:val="000000" w:themeColor="text1"/>
-                <w:sz w:val="28"/>
-                <w:szCs w:val="28"/>
-              </w:rPr>
-              <w:t>成長里程碑</w:t>
-            </w:r>
-            <w:r>
-              <w:rPr>
-                <w:rFonts w:ascii="Times New Roman" w:eastAsia="標楷體" w:hAnsi="Times New Roman" w:hint="eastAsia"/>
-                <w:color w:val="000000" w:themeColor="text1"/>
-                <w:sz w:val="28"/>
-                <w:szCs w:val="28"/>
-              </w:rPr>
-              <w:t>分享卡</w:t>
+                <w:rFonts w:ascii="Times New Roman" w:eastAsia="標楷體" w:hAnsi="Times New Roman"/>
+                <w:color w:val="000000" w:themeColor="text1"/>
+                <w:sz w:val="28"/>
+                <w:szCs w:val="28"/>
+              </w:rPr>
+            </w:pPr>
+            <w:r>
+              <w:rPr>
+                <w:rFonts w:ascii="Times New Roman" w:eastAsia="標楷體" w:hAnsi="Times New Roman" w:hint="eastAsia"/>
+                <w:color w:val="000000" w:themeColor="text1"/>
+                <w:sz w:val="28"/>
+                <w:szCs w:val="28"/>
+              </w:rPr>
+              <w:t>成長里程碑分享卡</w:t>
             </w:r>
           </w:p>
         </w:tc>
@@ -1589,7 +1562,7 @@
             <w:pPr>
               <w:jc w:val="center"/>
               <w:rPr>
-                <w:rFonts w:ascii="Times New Roman" w:eastAsia="標楷體" w:hAnsi="Times New Roman" w:hint="eastAsia"/>
+                <w:rFonts w:ascii="Times New Roman" w:eastAsia="標楷體" w:hAnsi="Times New Roman"/>
                 <w:color w:val="000000" w:themeColor="text1"/>
                 <w:sz w:val="28"/>
                 <w:szCs w:val="28"/>
@@ -2110,16 +2083,7 @@
                 <w:sz w:val="28"/>
                 <w:szCs w:val="28"/>
               </w:rPr>
-              <w:t>顯示</w:t>
-            </w:r>
-            <w:r>
-              <w:rPr>
-                <w:rFonts w:ascii="Times New Roman" w:eastAsia="標楷體" w:hAnsi="Times New Roman" w:hint="eastAsia"/>
-                <w:color w:val="000000" w:themeColor="text1"/>
-                <w:sz w:val="28"/>
-                <w:szCs w:val="28"/>
-              </w:rPr>
-              <w:t>使用者資料</w:t>
+              <w:t>顯示使用者資料</w:t>
             </w:r>
           </w:p>
         </w:tc>
@@ -2423,7 +2387,6 @@
       <w:pPr>
         <w:pStyle w:val="ae"/>
         <w:rPr>
-          <w:rFonts w:hint="eastAsia"/>
           <w:sz w:val="28"/>
           <w:szCs w:val="28"/>
         </w:rPr>
@@ -3182,7 +3145,7 @@
             <w:pPr>
               <w:jc w:val="both"/>
               <w:rPr>
-                <w:rFonts w:ascii="Times New Roman" w:eastAsia="標楷體" w:hAnsi="Times New Roman" w:hint="eastAsia"/>
+                <w:rFonts w:ascii="Times New Roman" w:eastAsia="標楷體" w:hAnsi="Times New Roman"/>
                 <w:color w:val="000000" w:themeColor="text1"/>
                 <w:sz w:val="28"/>
                 <w:szCs w:val="28"/>
@@ -3463,7 +3426,7 @@
             <w:pPr>
               <w:jc w:val="center"/>
               <w:rPr>
-                <w:rFonts w:ascii="Times New Roman" w:eastAsia="標楷體" w:hAnsi="Times New Roman" w:hint="eastAsia"/>
+                <w:rFonts w:ascii="Times New Roman" w:eastAsia="標楷體" w:hAnsi="Times New Roman"/>
                 <w:color w:val="000000" w:themeColor="text1"/>
                 <w:sz w:val="28"/>
                 <w:szCs w:val="28"/>
@@ -3538,7 +3501,7 @@
             <w:pPr>
               <w:jc w:val="center"/>
               <w:rPr>
-                <w:rFonts w:ascii="Times New Roman" w:eastAsia="標楷體" w:hAnsi="Times New Roman" w:hint="eastAsia"/>
+                <w:rFonts w:ascii="Times New Roman" w:eastAsia="標楷體" w:hAnsi="Times New Roman"/>
                 <w:color w:val="000000" w:themeColor="text1"/>
                 <w:sz w:val="28"/>
                 <w:szCs w:val="28"/>
@@ -3621,7 +3584,7 @@
             <w:pPr>
               <w:jc w:val="center"/>
               <w:rPr>
-                <w:rFonts w:ascii="Times New Roman" w:eastAsia="標楷體" w:hAnsi="Times New Roman" w:hint="eastAsia"/>
+                <w:rFonts w:ascii="Times New Roman" w:eastAsia="標楷體" w:hAnsi="Times New Roman"/>
                 <w:color w:val="000000" w:themeColor="text1"/>
                 <w:sz w:val="28"/>
                 <w:szCs w:val="28"/>
@@ -3855,7 +3818,7 @@
             <w:pPr>
               <w:jc w:val="center"/>
               <w:rPr>
-                <w:rFonts w:ascii="Times New Roman" w:eastAsia="標楷體" w:hAnsi="Times New Roman" w:hint="eastAsia"/>
+                <w:rFonts w:ascii="Times New Roman" w:eastAsia="標楷體" w:hAnsi="Times New Roman"/>
                 <w:color w:val="000000" w:themeColor="text1"/>
                 <w:sz w:val="28"/>
                 <w:szCs w:val="28"/>
@@ -3987,7 +3950,7 @@
             <w:pPr>
               <w:jc w:val="center"/>
               <w:rPr>
-                <w:rFonts w:ascii="Times New Roman" w:eastAsia="標楷體" w:hAnsi="Times New Roman" w:hint="eastAsia"/>
+                <w:rFonts w:ascii="Times New Roman" w:eastAsia="標楷體" w:hAnsi="Times New Roman"/>
                 <w:color w:val="000000" w:themeColor="text1"/>
                 <w:sz w:val="28"/>
                 <w:szCs w:val="28"/>
@@ -4044,7 +4007,7 @@
             <w:pPr>
               <w:jc w:val="center"/>
               <w:rPr>
-                <w:rFonts w:ascii="Times New Roman" w:eastAsia="標楷體" w:hAnsi="Times New Roman" w:hint="eastAsia"/>
+                <w:rFonts w:ascii="Times New Roman" w:eastAsia="標楷體" w:hAnsi="Times New Roman"/>
                 <w:color w:val="000000" w:themeColor="text1"/>
                 <w:sz w:val="28"/>
                 <w:szCs w:val="28"/>
@@ -4067,7 +4030,7 @@
             <w:pPr>
               <w:jc w:val="center"/>
               <w:rPr>
-                <w:rFonts w:ascii="Times New Roman" w:eastAsia="標楷體" w:hAnsi="Times New Roman" w:hint="eastAsia"/>
+                <w:rFonts w:ascii="Times New Roman" w:eastAsia="標楷體" w:hAnsi="Times New Roman"/>
                 <w:color w:val="000000" w:themeColor="text1"/>
                 <w:sz w:val="28"/>
                 <w:szCs w:val="28"/>
@@ -4093,7 +4056,7 @@
             <w:pPr>
               <w:jc w:val="both"/>
               <w:rPr>
-                <w:rFonts w:ascii="Times New Roman" w:eastAsia="標楷體" w:hAnsi="Times New Roman" w:hint="eastAsia"/>
+                <w:rFonts w:ascii="Times New Roman" w:eastAsia="標楷體" w:hAnsi="Times New Roman"/>
                 <w:color w:val="000000" w:themeColor="text1"/>
                 <w:sz w:val="28"/>
                 <w:szCs w:val="28"/>
@@ -4168,7 +4131,7 @@
             <w:pPr>
               <w:jc w:val="both"/>
               <w:rPr>
-                <w:rFonts w:ascii="Times New Roman" w:eastAsia="標楷體" w:hAnsi="Times New Roman" w:hint="eastAsia"/>
+                <w:rFonts w:ascii="Times New Roman" w:eastAsia="標楷體" w:hAnsi="Times New Roman"/>
                 <w:color w:val="000000" w:themeColor="text1"/>
                 <w:sz w:val="28"/>
                 <w:szCs w:val="28"/>
@@ -4252,7 +4215,7 @@
             <w:pPr>
               <w:jc w:val="both"/>
               <w:rPr>
-                <w:rFonts w:ascii="Times New Roman" w:eastAsia="標楷體" w:hAnsi="Times New Roman" w:hint="eastAsia"/>
+                <w:rFonts w:ascii="Times New Roman" w:eastAsia="標楷體" w:hAnsi="Times New Roman"/>
                 <w:color w:val="000000" w:themeColor="text1"/>
                 <w:sz w:val="28"/>
                 <w:szCs w:val="28"/>
@@ -4278,7 +4241,7 @@
             <w:pPr>
               <w:jc w:val="center"/>
               <w:rPr>
-                <w:rFonts w:ascii="Times New Roman" w:eastAsia="標楷體" w:hAnsi="Times New Roman" w:hint="eastAsia"/>
+                <w:rFonts w:ascii="Times New Roman" w:eastAsia="標楷體" w:hAnsi="Times New Roman"/>
                 <w:color w:val="000000" w:themeColor="text1"/>
                 <w:sz w:val="28"/>
                 <w:szCs w:val="28"/>
@@ -4300,9 +4263,6 @@
     <w:p>
       <w:pPr>
         <w:jc w:val="right"/>
-        <w:rPr>
-          <w:rFonts w:hint="eastAsia"/>
-        </w:rPr>
         <w:sectPr>
           <w:pgSz w:w="11906" w:h="16838"/>
           <w:pgMar w:top="851" w:right="851" w:bottom="851" w:left="851" w:header="851" w:footer="992" w:gutter="0"/>
@@ -4665,24 +4625,6 @@
                 <w:szCs w:val="28"/>
               </w:rPr>
             </w:pPr>
-            <w:r>
-              <w:rPr>
-                <w:rFonts w:ascii="Times New Roman" w:eastAsia="標楷體" w:hAnsi="Times New Roman" w:hint="eastAsia"/>
-                <w:color w:val="000000" w:themeColor="text1"/>
-                <w:sz w:val="28"/>
-                <w:szCs w:val="28"/>
-              </w:rPr>
-              <w:t>統一</w:t>
-            </w:r>
-            <w:r>
-              <w:rPr>
-                <w:rFonts w:ascii="Times New Roman" w:eastAsia="標楷體" w:hAnsi="Times New Roman" w:hint="eastAsia"/>
-                <w:color w:val="000000" w:themeColor="text1"/>
-                <w:sz w:val="28"/>
-                <w:szCs w:val="28"/>
-              </w:rPr>
-              <w:t xml:space="preserve"> </w:t>
-            </w:r>
             <w:proofErr w:type="spellStart"/>
             <w:r>
               <w:rPr>
@@ -4737,7 +4679,7 @@
                 <w:sz w:val="28"/>
                 <w:szCs w:val="28"/>
               </w:rPr>
-              <w:t>呼叫。</w:t>
+              <w:t>呼叫</w:t>
             </w:r>
           </w:p>
         </w:tc>
@@ -4932,7 +4874,7 @@
                 <w:sz w:val="28"/>
                 <w:szCs w:val="28"/>
               </w:rPr>
-              <w:t>連線的安全性。</w:t>
+              <w:t>連線的安全性</w:t>
             </w:r>
           </w:p>
         </w:tc>
@@ -5169,7 +5111,7 @@
             <w:pPr>
               <w:jc w:val="center"/>
               <w:rPr>
-                <w:rFonts w:ascii="Times New Roman" w:eastAsia="標楷體" w:hAnsi="Times New Roman" w:hint="eastAsia"/>
+                <w:rFonts w:ascii="Times New Roman" w:eastAsia="標楷體" w:hAnsi="Times New Roman"/>
                 <w:color w:val="000000" w:themeColor="text1"/>
                 <w:sz w:val="28"/>
                 <w:szCs w:val="28"/>
@@ -5369,29 +5311,20 @@
             <w:pPr>
               <w:jc w:val="center"/>
               <w:rPr>
-                <w:rFonts w:ascii="Times New Roman" w:eastAsia="標楷體" w:hAnsi="Times New Roman" w:hint="eastAsia"/>
-                <w:color w:val="000000" w:themeColor="text1"/>
-                <w:sz w:val="28"/>
-                <w:szCs w:val="28"/>
-              </w:rPr>
-            </w:pPr>
-            <w:r>
-              <w:rPr>
-                <w:rFonts w:ascii="Times New Roman" w:eastAsia="標楷體" w:hAnsi="Times New Roman" w:hint="eastAsia"/>
-                <w:color w:val="000000" w:themeColor="text1"/>
-                <w:sz w:val="28"/>
-                <w:szCs w:val="28"/>
-              </w:rPr>
-              <w:t xml:space="preserve">Django </w:t>
-            </w:r>
-            <w:r>
-              <w:rPr>
-                <w:rFonts w:ascii="Times New Roman" w:eastAsia="標楷體" w:hAnsi="Times New Roman" w:hint="eastAsia"/>
-                <w:color w:val="000000" w:themeColor="text1"/>
-                <w:sz w:val="28"/>
-                <w:szCs w:val="28"/>
-              </w:rPr>
-              <w:t>的第三方套件，提供帳號串接</w:t>
+                <w:rFonts w:ascii="Times New Roman" w:eastAsia="標楷體" w:hAnsi="Times New Roman"/>
+                <w:color w:val="000000" w:themeColor="text1"/>
+                <w:sz w:val="28"/>
+                <w:szCs w:val="28"/>
+              </w:rPr>
+            </w:pPr>
+            <w:r>
+              <w:rPr>
+                <w:rFonts w:ascii="Times New Roman" w:eastAsia="標楷體" w:hAnsi="Times New Roman" w:hint="eastAsia"/>
+                <w:color w:val="000000" w:themeColor="text1"/>
+                <w:sz w:val="28"/>
+                <w:szCs w:val="28"/>
+              </w:rPr>
+              <w:t>帳號串接</w:t>
             </w:r>
           </w:p>
         </w:tc>
@@ -5460,7 +5393,7 @@
             <w:pPr>
               <w:jc w:val="center"/>
               <w:rPr>
-                <w:rFonts w:ascii="Times New Roman" w:eastAsia="標楷體" w:hAnsi="Times New Roman" w:hint="eastAsia"/>
+                <w:rFonts w:ascii="Times New Roman" w:eastAsia="標楷體" w:hAnsi="Times New Roman"/>
                 <w:color w:val="000000" w:themeColor="text1"/>
                 <w:sz w:val="28"/>
                 <w:szCs w:val="28"/>
@@ -5553,7 +5486,7 @@
             <w:pPr>
               <w:jc w:val="center"/>
               <w:rPr>
-                <w:rFonts w:ascii="Times New Roman" w:eastAsia="標楷體" w:hAnsi="Times New Roman" w:hint="eastAsia"/>
+                <w:rFonts w:ascii="Times New Roman" w:eastAsia="標楷體" w:hAnsi="Times New Roman"/>
                 <w:color w:val="000000" w:themeColor="text1"/>
                 <w:sz w:val="28"/>
                 <w:szCs w:val="28"/>
@@ -5593,7 +5526,7 @@
             <w:pPr>
               <w:jc w:val="center"/>
               <w:rPr>
-                <w:rFonts w:ascii="Times New Roman" w:eastAsia="標楷體" w:hAnsi="Times New Roman" w:hint="eastAsia"/>
+                <w:rFonts w:ascii="Times New Roman" w:eastAsia="標楷體" w:hAnsi="Times New Roman"/>
                 <w:color w:val="000000" w:themeColor="text1"/>
                 <w:sz w:val="28"/>
                 <w:szCs w:val="28"/>
@@ -5619,7 +5552,7 @@
             <w:pPr>
               <w:jc w:val="center"/>
               <w:rPr>
-                <w:rFonts w:ascii="Times New Roman" w:eastAsia="標楷體" w:hAnsi="Times New Roman" w:hint="eastAsia"/>
+                <w:rFonts w:ascii="Times New Roman" w:eastAsia="標楷體" w:hAnsi="Times New Roman"/>
                 <w:color w:val="000000" w:themeColor="text1"/>
                 <w:sz w:val="28"/>
                 <w:szCs w:val="28"/>
@@ -5645,7 +5578,7 @@
             <w:pPr>
               <w:jc w:val="center"/>
               <w:rPr>
-                <w:rFonts w:ascii="Times New Roman" w:eastAsia="標楷體" w:hAnsi="Times New Roman" w:hint="eastAsia"/>
+                <w:rFonts w:ascii="Times New Roman" w:eastAsia="標楷體" w:hAnsi="Times New Roman"/>
                 <w:color w:val="000000" w:themeColor="text1"/>
                 <w:sz w:val="28"/>
                 <w:szCs w:val="28"/>
@@ -5747,7 +5680,7 @@
             <w:pPr>
               <w:jc w:val="center"/>
               <w:rPr>
-                <w:rFonts w:ascii="Times New Roman" w:eastAsia="標楷體" w:hAnsi="Times New Roman" w:hint="eastAsia"/>
+                <w:rFonts w:ascii="Times New Roman" w:eastAsia="標楷體" w:hAnsi="Times New Roman"/>
                 <w:color w:val="000000" w:themeColor="text1"/>
                 <w:sz w:val="28"/>
                 <w:szCs w:val="28"/>
@@ -5841,7 +5774,7 @@
             <w:pPr>
               <w:jc w:val="center"/>
               <w:rPr>
-                <w:rFonts w:ascii="Times New Roman" w:eastAsia="標楷體" w:hAnsi="Times New Roman" w:hint="eastAsia"/>
+                <w:rFonts w:ascii="Times New Roman" w:eastAsia="標楷體" w:hAnsi="Times New Roman"/>
                 <w:color w:val="000000" w:themeColor="text1"/>
                 <w:sz w:val="28"/>
                 <w:szCs w:val="28"/>
@@ -5867,7 +5800,7 @@
             <w:pPr>
               <w:jc w:val="center"/>
               <w:rPr>
-                <w:rFonts w:ascii="Times New Roman" w:eastAsia="標楷體" w:hAnsi="Times New Roman" w:hint="eastAsia"/>
+                <w:rFonts w:ascii="Times New Roman" w:eastAsia="標楷體" w:hAnsi="Times New Roman"/>
                 <w:color w:val="000000" w:themeColor="text1"/>
                 <w:sz w:val="28"/>
                 <w:szCs w:val="28"/>
@@ -5893,7 +5826,7 @@
             <w:pPr>
               <w:jc w:val="center"/>
               <w:rPr>
-                <w:rFonts w:ascii="Times New Roman" w:eastAsia="標楷體" w:hAnsi="Times New Roman" w:hint="eastAsia"/>
+                <w:rFonts w:ascii="Times New Roman" w:eastAsia="標楷體" w:hAnsi="Times New Roman"/>
                 <w:color w:val="000000" w:themeColor="text1"/>
                 <w:sz w:val="28"/>
                 <w:szCs w:val="28"/>
@@ -5933,7 +5866,7 @@
             <w:pPr>
               <w:jc w:val="center"/>
               <w:rPr>
-                <w:rFonts w:ascii="Times New Roman" w:eastAsia="標楷體" w:hAnsi="Times New Roman" w:hint="eastAsia"/>
+                <w:rFonts w:ascii="Times New Roman" w:eastAsia="標楷體" w:hAnsi="Times New Roman"/>
                 <w:color w:val="000000" w:themeColor="text1"/>
                 <w:sz w:val="28"/>
                 <w:szCs w:val="28"/>
@@ -5961,7 +5894,7 @@
             <w:pPr>
               <w:jc w:val="center"/>
               <w:rPr>
-                <w:rFonts w:ascii="Times New Roman" w:eastAsia="標楷體" w:hAnsi="Times New Roman" w:hint="eastAsia"/>
+                <w:rFonts w:ascii="Times New Roman" w:eastAsia="標楷體" w:hAnsi="Times New Roman"/>
                 <w:color w:val="000000" w:themeColor="text1"/>
                 <w:sz w:val="28"/>
                 <w:szCs w:val="28"/>
@@ -5987,7 +5920,7 @@
             <w:pPr>
               <w:jc w:val="center"/>
               <w:rPr>
-                <w:rFonts w:ascii="Times New Roman" w:eastAsia="標楷體" w:hAnsi="Times New Roman" w:hint="eastAsia"/>
+                <w:rFonts w:ascii="Times New Roman" w:eastAsia="標楷體" w:hAnsi="Times New Roman"/>
                 <w:color w:val="000000" w:themeColor="text1"/>
                 <w:sz w:val="28"/>
                 <w:szCs w:val="28"/>
@@ -6027,7 +5960,7 @@
             <w:pPr>
               <w:jc w:val="center"/>
               <w:rPr>
-                <w:rFonts w:ascii="Times New Roman" w:eastAsia="標楷體" w:hAnsi="Times New Roman" w:hint="eastAsia"/>
+                <w:rFonts w:ascii="Times New Roman" w:eastAsia="標楷體" w:hAnsi="Times New Roman"/>
                 <w:color w:val="000000" w:themeColor="text1"/>
                 <w:sz w:val="28"/>
                 <w:szCs w:val="28"/>
@@ -6055,7 +5988,7 @@
             <w:pPr>
               <w:jc w:val="center"/>
               <w:rPr>
-                <w:rFonts w:ascii="Times New Roman" w:eastAsia="標楷體" w:hAnsi="Times New Roman" w:hint="eastAsia"/>
+                <w:rFonts w:ascii="Times New Roman" w:eastAsia="標楷體" w:hAnsi="Times New Roman"/>
                 <w:color w:val="000000" w:themeColor="text1"/>
                 <w:sz w:val="28"/>
                 <w:szCs w:val="28"/>
@@ -6081,7 +6014,7 @@
             <w:pPr>
               <w:jc w:val="center"/>
               <w:rPr>
-                <w:rFonts w:ascii="Times New Roman" w:eastAsia="標楷體" w:hAnsi="Times New Roman" w:hint="eastAsia"/>
+                <w:rFonts w:ascii="Times New Roman" w:eastAsia="標楷體" w:hAnsi="Times New Roman"/>
                 <w:color w:val="000000" w:themeColor="text1"/>
                 <w:sz w:val="28"/>
                 <w:szCs w:val="28"/>
@@ -6121,7 +6054,7 @@
             <w:pPr>
               <w:jc w:val="center"/>
               <w:rPr>
-                <w:rFonts w:ascii="Times New Roman" w:eastAsia="標楷體" w:hAnsi="Times New Roman" w:hint="eastAsia"/>
+                <w:rFonts w:ascii="Times New Roman" w:eastAsia="標楷體" w:hAnsi="Times New Roman"/>
                 <w:color w:val="000000" w:themeColor="text1"/>
                 <w:sz w:val="28"/>
                 <w:szCs w:val="28"/>
@@ -6147,7 +6080,7 @@
             <w:pPr>
               <w:jc w:val="center"/>
               <w:rPr>
-                <w:rFonts w:ascii="Times New Roman" w:eastAsia="標楷體" w:hAnsi="Times New Roman" w:hint="eastAsia"/>
+                <w:rFonts w:ascii="Times New Roman" w:eastAsia="標楷體" w:hAnsi="Times New Roman"/>
                 <w:color w:val="000000" w:themeColor="text1"/>
                 <w:sz w:val="28"/>
                 <w:szCs w:val="28"/>
@@ -6173,7 +6106,7 @@
             <w:pPr>
               <w:jc w:val="center"/>
               <w:rPr>
-                <w:rFonts w:ascii="Times New Roman" w:eastAsia="標楷體" w:hAnsi="Times New Roman" w:hint="eastAsia"/>
+                <w:rFonts w:ascii="Times New Roman" w:eastAsia="標楷體" w:hAnsi="Times New Roman"/>
                 <w:color w:val="000000" w:themeColor="text1"/>
                 <w:sz w:val="28"/>
                 <w:szCs w:val="28"/>
@@ -6213,7 +6146,7 @@
             <w:pPr>
               <w:jc w:val="center"/>
               <w:rPr>
-                <w:rFonts w:ascii="Times New Roman" w:eastAsia="標楷體" w:hAnsi="Times New Roman" w:hint="eastAsia"/>
+                <w:rFonts w:ascii="Times New Roman" w:eastAsia="標楷體" w:hAnsi="Times New Roman"/>
                 <w:color w:val="000000" w:themeColor="text1"/>
                 <w:sz w:val="28"/>
                 <w:szCs w:val="28"/>
@@ -6242,7 +6175,7 @@
             <w:pPr>
               <w:jc w:val="center"/>
               <w:rPr>
-                <w:rFonts w:ascii="Times New Roman" w:eastAsia="標楷體" w:hAnsi="Times New Roman" w:hint="eastAsia"/>
+                <w:rFonts w:ascii="Times New Roman" w:eastAsia="標楷體" w:hAnsi="Times New Roman"/>
                 <w:color w:val="000000" w:themeColor="text1"/>
                 <w:sz w:val="28"/>
                 <w:szCs w:val="28"/>
@@ -6268,7 +6201,7 @@
             <w:pPr>
               <w:jc w:val="center"/>
               <w:rPr>
-                <w:rFonts w:ascii="Times New Roman" w:eastAsia="標楷體" w:hAnsi="Times New Roman" w:hint="eastAsia"/>
+                <w:rFonts w:ascii="Times New Roman" w:eastAsia="標楷體" w:hAnsi="Times New Roman"/>
                 <w:color w:val="000000" w:themeColor="text1"/>
                 <w:sz w:val="28"/>
                 <w:szCs w:val="28"/>
@@ -6912,6 +6845,7 @@
   <w:style w:type="character" w:default="1" w:styleId="a0">
     <w:name w:val="Default Paragraph Font"/>
     <w:uiPriority w:val="1"/>
+    <w:semiHidden/>
     <w:unhideWhenUsed/>
   </w:style>
   <w:style w:type="table" w:default="1" w:styleId="a1">
